--- a/Labs/day-8/Lab 11 SQL Server DMV to detect problems in Queries.docx
+++ b/Labs/day-8/Lab 11 SQL Server DMV to detect problems in Queries.docx
@@ -13,23 +13,7 @@
     <w:p/>
     <w:p>
       <w:r>
-        <w:t xml:space="preserve">When you </w:t>
-      </w:r>
-      <w:proofErr w:type="gramStart"/>
-      <w:r>
-        <w:t>have to</w:t>
-      </w:r>
-      <w:proofErr w:type="gramEnd"/>
-      <w:r>
-        <w:t xml:space="preserve"> optimize </w:t>
-      </w:r>
-      <w:proofErr w:type="gramStart"/>
-      <w:r>
-        <w:t>a SQL</w:t>
-      </w:r>
-      <w:proofErr w:type="gramEnd"/>
-      <w:r>
-        <w:t xml:space="preserve"> Server should review the following infrastructure components and programming:</w:t>
+        <w:t>When you have to optimize a SQL Server should review the following infrastructure components and programming:</w:t>
       </w:r>
     </w:p>
     <w:p>
@@ -40,47 +24,7 @@
         </w:numPr>
       </w:pPr>
       <w:r>
-        <w:t xml:space="preserve">Bottlenecks in </w:t>
-      </w:r>
-      <w:proofErr w:type="spellStart"/>
-      <w:r>
-        <w:t>tempdb</w:t>
-      </w:r>
-      <w:proofErr w:type="spellEnd"/>
-      <w:r>
-        <w:t xml:space="preserve">. Each instance of SQL Server has a unique </w:t>
-      </w:r>
-      <w:proofErr w:type="spellStart"/>
-      <w:r>
-        <w:t>tempdb</w:t>
-      </w:r>
-      <w:proofErr w:type="spellEnd"/>
-      <w:r>
-        <w:t xml:space="preserve"> database, which may involve performance problems, since we can a SQL Server instance with contention in </w:t>
-      </w:r>
-      <w:proofErr w:type="spellStart"/>
-      <w:r>
-        <w:t>tempdb</w:t>
-      </w:r>
-      <w:proofErr w:type="spellEnd"/>
-      <w:r>
-        <w:t xml:space="preserve"> or something more serious as lack of space. A poorly constructed TSQL using excessive resources can affect the performance of </w:t>
-      </w:r>
-      <w:proofErr w:type="spellStart"/>
-      <w:r>
-        <w:t>tempdb</w:t>
-      </w:r>
-      <w:proofErr w:type="spellEnd"/>
-      <w:r>
-        <w:t xml:space="preserve">. This may cause other applications or databases that use </w:t>
-      </w:r>
-      <w:proofErr w:type="spellStart"/>
-      <w:r>
-        <w:t>tempdb</w:t>
-      </w:r>
-      <w:proofErr w:type="spellEnd"/>
-      <w:r>
-        <w:t xml:space="preserve"> to be affected in their performance.</w:t>
+        <w:t>Bottlenecks in tempdb. Each instance of SQL Server has a unique tempdb database, which may involve performance problems, since we can a SQL Server instance with contention in tempdb or something more serious as lack of space. A poorly constructed TSQL using excessive resources can affect the performance of tempdb. This may cause other applications or databases that use tempdb to be affected in their performance.</w:t>
       </w:r>
     </w:p>
     <w:p>
@@ -91,23 +35,7 @@
         </w:numPr>
       </w:pPr>
       <w:r>
-        <w:t xml:space="preserve">A query that runs very </w:t>
-      </w:r>
-      <w:proofErr w:type="gramStart"/>
-      <w:r>
-        <w:t>slow</w:t>
-      </w:r>
-      <w:proofErr w:type="gramEnd"/>
-      <w:r>
-        <w:t xml:space="preserve">. The performance of existing queries may change because of various factors such as </w:t>
-      </w:r>
-      <w:proofErr w:type="gramStart"/>
-      <w:r>
-        <w:t>statistics</w:t>
-      </w:r>
-      <w:proofErr w:type="gramEnd"/>
-      <w:r>
-        <w:t xml:space="preserve"> have not been updated or indexes that have not been rebuilt or worse missing indexes causing table scans.</w:t>
+        <w:t>A query that runs very slow. The performance of existing queries may change because of various factors such as statistics have not been updated or indexes that have not been rebuilt or worse missing indexes causing table scans.</w:t>
       </w:r>
     </w:p>
     <w:p>
@@ -129,57 +57,17 @@
         </w:numPr>
       </w:pPr>
       <w:r>
-        <w:t xml:space="preserve">When queries are optimized, often slow applications are due to blockages that are being generated due to poor design of the application or because levels </w:t>
-      </w:r>
-      <w:proofErr w:type="gramStart"/>
-      <w:r>
-        <w:t>has</w:t>
-      </w:r>
-      <w:proofErr w:type="gramEnd"/>
-      <w:r>
-        <w:t xml:space="preserve"> elected not suitable insulation.</w:t>
-      </w:r>
-    </w:p>
-    <w:p>
-      <w:r>
-        <w:t xml:space="preserve">Based on the previous possible causes </w:t>
-      </w:r>
-      <w:proofErr w:type="gramStart"/>
-      <w:r>
-        <w:t>of  bad</w:t>
-      </w:r>
-      <w:proofErr w:type="gramEnd"/>
-      <w:r>
-        <w:t xml:space="preserve"> performance I will show </w:t>
-      </w:r>
-      <w:proofErr w:type="gramStart"/>
-      <w:r>
-        <w:t>some  DMV</w:t>
-      </w:r>
-      <w:proofErr w:type="gramEnd"/>
-      <w:r>
-        <w:t xml:space="preserve"> that can be used to detect performance problems with SQL Server.</w:t>
-      </w:r>
-    </w:p>
-    <w:p>
-      <w:r>
-        <w:t xml:space="preserve">If we want to see if we have problems </w:t>
-      </w:r>
-      <w:proofErr w:type="gramStart"/>
-      <w:r>
-        <w:t>of</w:t>
-      </w:r>
-      <w:proofErr w:type="gramEnd"/>
-      <w:r>
-        <w:t xml:space="preserve"> CPU, we can use the DMV </w:t>
-      </w:r>
-      <w:proofErr w:type="spellStart"/>
-      <w:r>
-        <w:t>sys.dm_os_schedulers</w:t>
-      </w:r>
-      <w:proofErr w:type="spellEnd"/>
-      <w:r>
-        <w:t>. This DMV gives you information about schedulers in SQL Server, usually in an environment without performance issues CPU values of this DMV tend to be zero, therefore, values that are greater than zero means that there are tasks that have to wait for be executed, if these values are too high, then we are in the presence of a problem of CPU capacity.</w:t>
+        <w:t>When queries are optimized, often slow applications are due to blockages that are being generated due to poor design of the application or because levels has elected not suitable insulation.</w:t>
+      </w:r>
+    </w:p>
+    <w:p>
+      <w:r>
+        <w:t>Based on the previous possible causes of  bad performance I will show some  DMV that can be used to detect performance problems with SQL Server.</w:t>
+      </w:r>
+    </w:p>
+    <w:p>
+      <w:r>
+        <w:t>If we want to see if we have problems of CPU, we can use the DMV sys.dm_os_schedulers. This DMV gives you information about schedulers in SQL Server, usually in an environment without performance issues CPU values of this DMV tend to be zero, therefore, values that are greater than zero means that there are tasks that have to wait for be executed, if these values are too high, then we are in the presence of a problem of CPU capacity.</w:t>
       </w:r>
     </w:p>
     <w:p/>
@@ -234,75 +122,17 @@
               <w:t>SELECT</w:t>
             </w:r>
             <w:r>
-              <w:t xml:space="preserve"> </w:t>
-            </w:r>
-            <w:proofErr w:type="spellStart"/>
-            <w:r>
-              <w:t>scheduler_id</w:t>
-            </w:r>
-            <w:proofErr w:type="spellEnd"/>
-            <w:r>
-              <w:t xml:space="preserve">, </w:t>
-            </w:r>
-            <w:proofErr w:type="spellStart"/>
-            <w:r>
-              <w:t>current_tasks_count</w:t>
-            </w:r>
-            <w:proofErr w:type="spellEnd"/>
-            <w:r>
-              <w:t xml:space="preserve">, </w:t>
-            </w:r>
-            <w:proofErr w:type="spellStart"/>
-            <w:r>
-              <w:t>runnable_tasks_count</w:t>
-            </w:r>
-            <w:proofErr w:type="spellEnd"/>
-            <w:r>
-              <w:t xml:space="preserve">, </w:t>
+              <w:t xml:space="preserve"> scheduler_id, current_tasks_count, runnable_tasks_count, </w:t>
             </w:r>
           </w:p>
           <w:p>
-            <w:proofErr w:type="spellStart"/>
             <w:r>
-              <w:t>current_workers_count</w:t>
-            </w:r>
-            <w:proofErr w:type="spellEnd"/>
-            <w:r>
-              <w:t xml:space="preserve">, </w:t>
-            </w:r>
-            <w:proofErr w:type="spellStart"/>
-            <w:r>
-              <w:t>active_workers_count</w:t>
-            </w:r>
-            <w:proofErr w:type="spellEnd"/>
-            <w:r>
-              <w:t xml:space="preserve">, </w:t>
-            </w:r>
-            <w:proofErr w:type="spellStart"/>
-            <w:r>
-              <w:t>context_switches_count</w:t>
-            </w:r>
-            <w:proofErr w:type="spellEnd"/>
-            <w:r>
-              <w:t xml:space="preserve">, </w:t>
+              <w:t xml:space="preserve">current_workers_count, active_workers_count, context_switches_count, </w:t>
             </w:r>
           </w:p>
           <w:p>
-            <w:proofErr w:type="spellStart"/>
             <w:r>
-              <w:t>work_queue_count</w:t>
-            </w:r>
-            <w:proofErr w:type="spellEnd"/>
-            <w:r>
-              <w:t xml:space="preserve">, </w:t>
-            </w:r>
-            <w:proofErr w:type="spellStart"/>
-            <w:r>
-              <w:t>pending_disk_io_count</w:t>
-            </w:r>
-            <w:proofErr w:type="spellEnd"/>
-            <w:r>
-              <w:t xml:space="preserve"> </w:t>
+              <w:t xml:space="preserve">work_queue_count, pending_disk_io_count </w:t>
             </w:r>
           </w:p>
           <w:p>
@@ -314,15 +144,7 @@
               <w:t>FROM</w:t>
             </w:r>
             <w:r>
-              <w:t xml:space="preserve"> </w:t>
-            </w:r>
-            <w:proofErr w:type="spellStart"/>
-            <w:r>
-              <w:t>sys.dm_os_schedulers</w:t>
-            </w:r>
-            <w:proofErr w:type="spellEnd"/>
-            <w:r>
-              <w:t xml:space="preserve"> </w:t>
+              <w:t xml:space="preserve"> sys.dm_os_schedulers </w:t>
             </w:r>
           </w:p>
           <w:p>
@@ -334,15 +156,7 @@
               <w:t>WHERE</w:t>
             </w:r>
             <w:r>
-              <w:t xml:space="preserve"> </w:t>
-            </w:r>
-            <w:proofErr w:type="spellStart"/>
-            <w:r>
-              <w:t>scheduler_id</w:t>
-            </w:r>
-            <w:proofErr w:type="spellEnd"/>
-            <w:r>
-              <w:t xml:space="preserve"> &lt; 255</w:t>
+              <w:t xml:space="preserve"> scheduler_id &lt; 255</w:t>
             </w:r>
           </w:p>
           <w:p/>
@@ -357,17 +171,12 @@
     </w:p>
     <w:p>
       <w:r>
-        <w:t xml:space="preserve">– </w:t>
-      </w:r>
-      <w:proofErr w:type="spellStart"/>
-      <w:r>
-        <w:t>Runnable_tasks_count</w:t>
-      </w:r>
-      <w:proofErr w:type="spellEnd"/>
-      <w:r>
-        <w:t xml:space="preserve"> should be zero in most cases</w:t>
-      </w:r>
-      <w:r>
+        <w:t>– Runnable_tasks_count should be zero in most cases</w:t>
+      </w:r>
+      <w:r>
+        <w:rPr>
+          <w:noProof/>
+        </w:rPr>
         <w:drawing>
           <wp:inline distT="0" distB="0" distL="0" distR="0" wp14:anchorId="2D8D9CF8" wp14:editId="409E1953">
             <wp:extent cx="5943600" cy="2579370"/>
@@ -420,62 +229,22 @@
     </w:p>
     <w:p>
       <w:r>
-        <w:t xml:space="preserve">– </w:t>
-      </w:r>
-      <w:proofErr w:type="spellStart"/>
-      <w:r>
-        <w:t>Current_workers_count</w:t>
-      </w:r>
-      <w:proofErr w:type="spellEnd"/>
-      <w:r>
-        <w:t xml:space="preserve"> indicates the number of workers that are associated with this scheduler.</w:t>
-      </w:r>
-    </w:p>
-    <w:p>
-      <w:r>
-        <w:t xml:space="preserve">– </w:t>
-      </w:r>
-      <w:proofErr w:type="spellStart"/>
-      <w:r>
-        <w:t>Work_queue_count</w:t>
-      </w:r>
-      <w:proofErr w:type="spellEnd"/>
-      <w:r>
-        <w:t xml:space="preserve"> number of tasks that are waiting to be assigned to a worker</w:t>
-      </w:r>
-    </w:p>
-    <w:p>
-      <w:r>
-        <w:t xml:space="preserve">– </w:t>
-      </w:r>
-      <w:proofErr w:type="spellStart"/>
-      <w:r>
-        <w:t>Pending_disk_io_count</w:t>
-      </w:r>
-      <w:proofErr w:type="spellEnd"/>
-      <w:r>
-        <w:t xml:space="preserve"> Indicates IO which is waiting to be completed.</w:t>
-      </w:r>
-    </w:p>
-    <w:p>
-      <w:r>
-        <w:t xml:space="preserve">Another component that can be checked to optimize SQL Server is the Buffer Pool, which is the component that stores and manages the data cache in SQL Server. Detailed information on the Buffer Pool can be obtained by DMV </w:t>
-      </w:r>
-      <w:proofErr w:type="spellStart"/>
-      <w:r>
-        <w:t>sys.dm_os_buffer_descriptors</w:t>
-      </w:r>
-      <w:proofErr w:type="spellEnd"/>
-      <w:r>
-        <w:t xml:space="preserve">, this DMV returns information on all pages that are being used by the Buffer Pool, based on these results we can see the distribution of the Buffer Pool according to usage, it returns the </w:t>
-      </w:r>
-      <w:proofErr w:type="spellStart"/>
-      <w:r>
-        <w:t>pagetype</w:t>
-      </w:r>
-      <w:proofErr w:type="spellEnd"/>
-      <w:r>
-        <w:t xml:space="preserve"> which can be a data Page, Index Page or TEXT_MIX_PAGE (</w:t>
+        <w:t>– Current_workers_count indicates the number of workers that are associated with this scheduler.</w:t>
+      </w:r>
+    </w:p>
+    <w:p>
+      <w:r>
+        <w:t>– Work_queue_count number of tasks that are waiting to be assigned to a worker</w:t>
+      </w:r>
+    </w:p>
+    <w:p>
+      <w:r>
+        <w:t>– Pending_disk_io_count Indicates IO which is waiting to be completed.</w:t>
+      </w:r>
+    </w:p>
+    <w:p>
+      <w:r>
+        <w:t>Another component that can be checked to optimize SQL Server is the Buffer Pool, which is the component that stores and manages the data cache in SQL Server. Detailed information on the Buffer Pool can be obtained by DMV sys.dm_os_buffer_descriptors, this DMV returns information on all pages that are being used by the Buffer Pool, based on these results we can see the distribution of the Buffer Pool according to usage, it returns the pagetype which can be a data Page, Index Page or TEXT_MIX_PAGE (</w:t>
       </w:r>
       <w:hyperlink r:id="rId6" w:tgtFrame="_blank" w:history="1">
         <w:r>
@@ -496,6 +265,9 @@
     </w:p>
     <w:p>
       <w:r>
+        <w:rPr>
+          <w:noProof/>
+        </w:rPr>
         <w:lastRenderedPageBreak/>
         <w:drawing>
           <wp:inline distT="0" distB="0" distL="0" distR="0" wp14:anchorId="2425FF1F" wp14:editId="38435DC7">
@@ -626,231 +398,33 @@
           </w:tcPr>
           <w:p>
             <w:r>
-              <w:rPr>
-                <w:b/>
-                <w:bCs/>
-              </w:rPr>
-              <w:t>SELECT</w:t>
-            </w:r>
-            <w:r>
-              <w:t xml:space="preserve"> count (</w:t>
-            </w:r>
-            <w:proofErr w:type="spellStart"/>
-            <w:r>
-              <w:t>database_id</w:t>
-            </w:r>
-            <w:proofErr w:type="spellEnd"/>
-            <w:r>
-              <w:t xml:space="preserve">) * 8/1024 </w:t>
-            </w:r>
-            <w:r>
-              <w:rPr>
-                <w:b/>
-                <w:bCs/>
-              </w:rPr>
-              <w:t>AS</w:t>
-            </w:r>
-            <w:r>
-              <w:t xml:space="preserve"> 'Cache Used (MB)'</w:t>
+              <w:t>SELECT *</w:t>
             </w:r>
           </w:p>
           <w:p>
             <w:r>
-              <w:t xml:space="preserve">, CASE </w:t>
+              <w:t>FROM sys.dm_os_buffer_descriptors</w:t>
             </w:r>
-            <w:proofErr w:type="spellStart"/>
-            <w:r>
-              <w:t>database_id</w:t>
-            </w:r>
-            <w:proofErr w:type="spellEnd"/>
-            <w:r>
-              <w:t xml:space="preserve"> </w:t>
-            </w:r>
-          </w:p>
-          <w:p>
-            <w:r>
-              <w:t>    </w:t>
-            </w:r>
-            <w:r>
-              <w:rPr>
-                <w:b/>
-                <w:bCs/>
-              </w:rPr>
-              <w:t>WHEN</w:t>
-            </w:r>
-            <w:r>
-              <w:t xml:space="preserve"> 32767 </w:t>
-            </w:r>
-            <w:r>
-              <w:rPr>
-                <w:b/>
-                <w:bCs/>
-              </w:rPr>
-              <w:t>THEN</w:t>
-            </w:r>
-            <w:r>
-              <w:t xml:space="preserve"> </w:t>
-            </w:r>
-            <w:proofErr w:type="spellStart"/>
-            <w:r>
-              <w:t>database_id</w:t>
-            </w:r>
-            <w:proofErr w:type="spellEnd"/>
-            <w:r>
-              <w:t xml:space="preserve"> 'BD Resources'</w:t>
-            </w:r>
-          </w:p>
-          <w:p>
-            <w:r>
-              <w:t>    </w:t>
-            </w:r>
-            <w:r>
-              <w:rPr>
-                <w:b/>
-                <w:bCs/>
-              </w:rPr>
-              <w:t>ELSE</w:t>
-            </w:r>
-            <w:r>
-              <w:t xml:space="preserve"> </w:t>
-            </w:r>
-            <w:proofErr w:type="spellStart"/>
-            <w:r>
-              <w:t>db_name</w:t>
-            </w:r>
-            <w:proofErr w:type="spellEnd"/>
-            <w:r>
-              <w:t xml:space="preserve"> (</w:t>
-            </w:r>
-            <w:proofErr w:type="spellStart"/>
-            <w:r>
-              <w:t>database_id</w:t>
-            </w:r>
-            <w:proofErr w:type="spellEnd"/>
-            <w:r>
-              <w:t xml:space="preserve">) </w:t>
-            </w:r>
-          </w:p>
-          <w:p>
-            <w:r>
-              <w:t>    </w:t>
-            </w:r>
-            <w:r>
-              <w:rPr>
-                <w:b/>
-                <w:bCs/>
-              </w:rPr>
-              <w:t>END</w:t>
-            </w:r>
-            <w:r>
-              <w:t xml:space="preserve"> </w:t>
-            </w:r>
-            <w:r>
-              <w:rPr>
-                <w:b/>
-                <w:bCs/>
-              </w:rPr>
-              <w:t>AS</w:t>
-            </w:r>
-            <w:r>
-              <w:t xml:space="preserve"> '</w:t>
-            </w:r>
-            <w:proofErr w:type="spellStart"/>
-            <w:r>
-              <w:t>DatabaseName</w:t>
-            </w:r>
-            <w:proofErr w:type="spellEnd"/>
-            <w:r>
-              <w:t>'</w:t>
-            </w:r>
-          </w:p>
-          <w:p>
-            <w:r>
-              <w:rPr>
-                <w:b/>
-                <w:bCs/>
-              </w:rPr>
-              <w:t>FROM</w:t>
-            </w:r>
-            <w:r>
-              <w:t xml:space="preserve"> </w:t>
-            </w:r>
-            <w:proofErr w:type="spellStart"/>
-            <w:r>
-              <w:t>sys.dm_os_buffer_descriptors</w:t>
-            </w:r>
-            <w:proofErr w:type="spellEnd"/>
-            <w:r>
-              <w:t xml:space="preserve"> </w:t>
-            </w:r>
-          </w:p>
-          <w:p>
-            <w:r>
-              <w:rPr>
-                <w:b/>
-                <w:bCs/>
-              </w:rPr>
-              <w:t>GROUP</w:t>
-            </w:r>
-            <w:r>
-              <w:t xml:space="preserve"> </w:t>
-            </w:r>
-            <w:r>
-              <w:rPr>
-                <w:b/>
-                <w:bCs/>
-              </w:rPr>
-              <w:t>BY</w:t>
-            </w:r>
-            <w:r>
-              <w:t xml:space="preserve"> </w:t>
-            </w:r>
-            <w:proofErr w:type="spellStart"/>
-            <w:r>
-              <w:t>db_name</w:t>
-            </w:r>
-            <w:proofErr w:type="spellEnd"/>
-            <w:r>
-              <w:t xml:space="preserve"> (</w:t>
-            </w:r>
-            <w:proofErr w:type="spellStart"/>
-            <w:r>
-              <w:t>database_id</w:t>
-            </w:r>
-            <w:proofErr w:type="spellEnd"/>
-            <w:r>
-              <w:t xml:space="preserve">), </w:t>
-            </w:r>
-            <w:proofErr w:type="spellStart"/>
-            <w:r>
-              <w:t>database_id</w:t>
-            </w:r>
-            <w:proofErr w:type="spellEnd"/>
           </w:p>
         </w:tc>
       </w:tr>
     </w:tbl>
     <w:p>
       <w:r>
-        <w:t xml:space="preserve">This T-SQL gives us the amount of </w:t>
-      </w:r>
-      <w:proofErr w:type="gramStart"/>
-      <w:r>
-        <w:t>cache</w:t>
-      </w:r>
-      <w:proofErr w:type="gramEnd"/>
-      <w:r>
-        <w:t xml:space="preserve"> used by each database from the current instance of SQL Server.</w:t>
-      </w:r>
-    </w:p>
-    <w:p>
-      <w:r>
+        <w:t>This T-SQL gives us the amount of cache used by each database from the current instance of SQL Server.</w:t>
+      </w:r>
+    </w:p>
+    <w:p>
+      <w:r>
+        <w:rPr>
+          <w:noProof/>
+        </w:rPr>
         <w:lastRenderedPageBreak/>
         <w:drawing>
-          <wp:inline distT="0" distB="0" distL="0" distR="0" wp14:anchorId="79B2D9E2" wp14:editId="095E3DD0">
-            <wp:extent cx="5943600" cy="3361690"/>
+          <wp:inline distT="0" distB="0" distL="0" distR="0" wp14:anchorId="562F0AC0" wp14:editId="157E323D">
+            <wp:extent cx="5943600" cy="3815715"/>
             <wp:effectExtent l="0" t="0" r="0" b="0"/>
-            <wp:docPr id="580900340" name="Picture 8" descr="SQL SERVER - DMVs to Detect Performance Problems in SQL Server - Notes from the Field #135 notes135-3 "/>
+            <wp:docPr id="1677526879" name="Picture 1"/>
             <wp:cNvGraphicFramePr>
               <a:graphicFrameLocks xmlns:a="http://schemas.openxmlformats.org/drawingml/2006/main" noChangeAspect="1"/>
             </wp:cNvGraphicFramePr>
@@ -858,36 +432,23 @@
               <a:graphicData uri="http://schemas.openxmlformats.org/drawingml/2006/picture">
                 <pic:pic xmlns:pic="http://schemas.openxmlformats.org/drawingml/2006/picture">
                   <pic:nvPicPr>
-                    <pic:cNvPr id="0" name="Picture 25" descr="SQL SERVER - DMVs to Detect Performance Problems in SQL Server - Notes from the Field #135 notes135-3 "/>
-                    <pic:cNvPicPr>
-                      <a:picLocks noChangeAspect="1" noChangeArrowheads="1"/>
-                    </pic:cNvPicPr>
+                    <pic:cNvPr id="1677526879" name=""/>
+                    <pic:cNvPicPr/>
                   </pic:nvPicPr>
                   <pic:blipFill>
-                    <a:blip r:embed="rId8">
-                      <a:extLst>
-                        <a:ext uri="{28A0092B-C50C-407E-A947-70E740481C1C}">
-                          <a14:useLocalDpi xmlns:a14="http://schemas.microsoft.com/office/drawing/2010/main" val="0"/>
-                        </a:ext>
-                      </a:extLst>
-                    </a:blip>
-                    <a:srcRect/>
+                    <a:blip r:embed="rId8"/>
                     <a:stretch>
                       <a:fillRect/>
                     </a:stretch>
                   </pic:blipFill>
-                  <pic:spPr bwMode="auto">
+                  <pic:spPr>
                     <a:xfrm>
                       <a:off x="0" y="0"/>
-                      <a:ext cx="5943600" cy="3361690"/>
+                      <a:ext cx="5943600" cy="3815715"/>
                     </a:xfrm>
                     <a:prstGeom prst="rect">
                       <a:avLst/>
                     </a:prstGeom>
-                    <a:noFill/>
-                    <a:ln>
-                      <a:noFill/>
-                    </a:ln>
                   </pic:spPr>
                 </pic:pic>
               </a:graphicData>
@@ -898,15 +459,7 @@
     </w:p>
     <w:p>
       <w:r>
-        <w:t xml:space="preserve">If we want to see if we have problems </w:t>
-      </w:r>
-      <w:proofErr w:type="gramStart"/>
-      <w:r>
-        <w:t>of</w:t>
-      </w:r>
-      <w:proofErr w:type="gramEnd"/>
-      <w:r>
-        <w:t xml:space="preserve"> physical memory on the server can view information on the buffer manager.</w:t>
+        <w:t>If we want to see if we have problems of physical memory on the server can view information on the buffer manager.</w:t>
       </w:r>
     </w:p>
     <w:tbl>
@@ -980,15 +533,7 @@
               <w:t>WHERE</w:t>
             </w:r>
             <w:r>
-              <w:t xml:space="preserve"> OBJECT_NAME = '</w:t>
-            </w:r>
-            <w:proofErr w:type="spellStart"/>
-            <w:r>
-              <w:t>SQLServer</w:t>
-            </w:r>
-            <w:proofErr w:type="spellEnd"/>
-            <w:r>
-              <w:t>: Buffer Manager'</w:t>
+              <w:t xml:space="preserve"> OBJECT_NAME = 'SQLServer: Buffer Manager'</w:t>
             </w:r>
           </w:p>
           <w:p/>
@@ -997,6 +542,9 @@
     </w:tbl>
     <w:p>
       <w:r>
+        <w:rPr>
+          <w:noProof/>
+        </w:rPr>
         <w:lastRenderedPageBreak/>
         <w:drawing>
           <wp:inline distT="0" distB="0" distL="0" distR="0" wp14:anchorId="5D5DAD75" wp14:editId="0BDB36EF">
@@ -1067,13 +615,8 @@
     <w:p>
       <w:r>
         <w:lastRenderedPageBreak/>
-        <w:t xml:space="preserve">FROM </w:t>
-      </w:r>
-      <w:proofErr w:type="spellStart"/>
-      <w:r>
-        <w:t>sys.dm_xe_sessions</w:t>
-      </w:r>
-      <w:proofErr w:type="spellEnd"/>
+        <w:t>FROM sys.dm_xe_sessions</w:t>
+      </w:r>
     </w:p>
     <w:p>
       <w:r>
@@ -1138,117 +681,27 @@
     <w:p/>
     <w:p>
       <w:r>
-        <w:t xml:space="preserve">SELECT </w:t>
-      </w:r>
-      <w:proofErr w:type="gramStart"/>
-      <w:r>
-        <w:t>CAST(</w:t>
-      </w:r>
-      <w:proofErr w:type="spellStart"/>
-      <w:proofErr w:type="gramEnd"/>
-      <w:r>
-        <w:t>xe_</w:t>
-      </w:r>
-      <w:proofErr w:type="gramStart"/>
-      <w:r>
-        <w:t>targets.target</w:t>
-      </w:r>
-      <w:proofErr w:type="gramEnd"/>
-      <w:r>
-        <w:t>_data</w:t>
-      </w:r>
-      <w:proofErr w:type="spellEnd"/>
-      <w:r>
-        <w:t xml:space="preserve"> as xml) </w:t>
-      </w:r>
-    </w:p>
-    <w:p>
-      <w:r>
-        <w:t xml:space="preserve">FROM </w:t>
-      </w:r>
-      <w:proofErr w:type="spellStart"/>
-      <w:r>
-        <w:t>sys.dm_xe_session_targets</w:t>
-      </w:r>
-      <w:proofErr w:type="spellEnd"/>
-      <w:r>
-        <w:t xml:space="preserve"> </w:t>
-      </w:r>
-      <w:proofErr w:type="spellStart"/>
-      <w:r>
-        <w:t>xe_targets</w:t>
-      </w:r>
-      <w:proofErr w:type="spellEnd"/>
-      <w:r>
-        <w:t xml:space="preserve">  </w:t>
-      </w:r>
-    </w:p>
-    <w:p>
-      <w:r>
-        <w:t xml:space="preserve">JOIN </w:t>
-      </w:r>
-      <w:proofErr w:type="spellStart"/>
-      <w:r>
-        <w:t>sys.dm_xe_sessions</w:t>
-      </w:r>
-      <w:proofErr w:type="spellEnd"/>
-      <w:r>
-        <w:t xml:space="preserve"> </w:t>
-      </w:r>
-      <w:proofErr w:type="spellStart"/>
-      <w:r>
-        <w:t>xe_sessions</w:t>
-      </w:r>
-      <w:proofErr w:type="spellEnd"/>
-      <w:r>
-        <w:t xml:space="preserve">  </w:t>
-      </w:r>
-    </w:p>
-    <w:p>
-      <w:r>
-        <w:t>ON (</w:t>
-      </w:r>
-      <w:proofErr w:type="spellStart"/>
-      <w:r>
-        <w:t>xe_</w:t>
-      </w:r>
-      <w:proofErr w:type="gramStart"/>
-      <w:r>
-        <w:t>sessions.address</w:t>
-      </w:r>
-      <w:proofErr w:type="spellEnd"/>
-      <w:proofErr w:type="gramEnd"/>
-      <w:r>
-        <w:t xml:space="preserve"> = </w:t>
-      </w:r>
-      <w:proofErr w:type="spellStart"/>
-      <w:r>
-        <w:t>xe_</w:t>
-      </w:r>
-      <w:proofErr w:type="gramStart"/>
-      <w:r>
-        <w:t>targets.event</w:t>
-      </w:r>
-      <w:proofErr w:type="gramEnd"/>
-      <w:r>
-        <w:t>_session_address</w:t>
-      </w:r>
-      <w:proofErr w:type="spellEnd"/>
-      <w:r>
-        <w:t xml:space="preserve">)  </w:t>
-      </w:r>
-    </w:p>
-    <w:p>
-      <w:r>
-        <w:t>WHERE xe_sessions.name = '</w:t>
-      </w:r>
-      <w:proofErr w:type="spellStart"/>
-      <w:r>
-        <w:t>system_health</w:t>
-      </w:r>
-      <w:proofErr w:type="spellEnd"/>
-      <w:r>
-        <w:t>'</w:t>
+        <w:t xml:space="preserve">SELECT CAST(xe_targets.target_data as xml) </w:t>
+      </w:r>
+    </w:p>
+    <w:p>
+      <w:r>
+        <w:t xml:space="preserve">FROM sys.dm_xe_session_targets xe_targets  </w:t>
+      </w:r>
+    </w:p>
+    <w:p>
+      <w:r>
+        <w:t xml:space="preserve">JOIN sys.dm_xe_sessions xe_sessions  </w:t>
+      </w:r>
+    </w:p>
+    <w:p>
+      <w:r>
+        <w:t xml:space="preserve">ON (xe_sessions.address = xe_targets.event_session_address)  </w:t>
+      </w:r>
+    </w:p>
+    <w:p>
+      <w:r>
+        <w:t>WHERE xe_sessions.name = 'system_health'</w:t>
       </w:r>
     </w:p>
     <w:p>
@@ -1258,6 +711,9 @@
     </w:p>
     <w:p>
       <w:r>
+        <w:rPr>
+          <w:noProof/>
+        </w:rPr>
         <w:lastRenderedPageBreak/>
         <w:drawing>
           <wp:inline distT="0" distB="0" distL="0" distR="0" wp14:anchorId="41B3042C" wp14:editId="76C3B84C">
@@ -1316,6 +772,9 @@
     </w:p>
     <w:p>
       <w:r>
+        <w:rPr>
+          <w:noProof/>
+        </w:rPr>
         <w:drawing>
           <wp:inline distT="0" distB="0" distL="0" distR="0" wp14:anchorId="0BB3E71A" wp14:editId="5BBADA36">
             <wp:extent cx="5943600" cy="2999740"/>
